--- a/第二期第三个练习题目.docx
+++ b/第二期第三个练习题目.docx
@@ -6243,6 +6243,34 @@
         <w:autoSpaceDE w:val="0"/>
         <w:autoSpaceDN w:val="0"/>
         <w:adjustRightInd w:val="0"/>
+        <w:rPr>
+          <w:rFonts w:hint="eastAsia" w:ascii="宋体" w:hAnsi="宋体" w:eastAsia="宋体" w:cs="CMR10"/>
+          <w:kern w:val="0"/>
+          <w:sz w:val="24"/>
+          <w:szCs w:val="24"/>
+        </w:rPr>
+      </w:pPr>
+    </w:p>
+    <w:p>
+      <w:pPr>
+        <w:autoSpaceDE w:val="0"/>
+        <w:autoSpaceDN w:val="0"/>
+        <w:adjustRightInd w:val="0"/>
+        <w:rPr>
+          <w:rFonts w:hint="eastAsia" w:ascii="宋体" w:hAnsi="宋体" w:eastAsia="宋体" w:cs="CMR10"/>
+          <w:kern w:val="0"/>
+          <w:sz w:val="24"/>
+          <w:szCs w:val="24"/>
+        </w:rPr>
+      </w:pPr>
+      <w:bookmarkStart w:id="2" w:name="_GoBack"/>
+      <w:bookmarkEnd w:id="2"/>
+    </w:p>
+    <w:p>
+      <w:pPr>
+        <w:autoSpaceDE w:val="0"/>
+        <w:autoSpaceDN w:val="0"/>
+        <w:adjustRightInd w:val="0"/>
         <w:jc w:val="left"/>
         <w:rPr>
           <w:rFonts w:hint="eastAsia" w:ascii="宋体" w:hAnsi="宋体" w:eastAsia="宋体" w:cs="CMR10"/>
@@ -8046,20 +8074,30 @@
         <w:adjustRightInd w:val="0"/>
         <w:jc w:val="left"/>
         <w:rPr>
+          <w:rFonts w:ascii="宋体" w:hAnsi="宋体" w:eastAsia="宋体" w:cs="CMR10"/>
+          <w:kern w:val="0"/>
+          <w:sz w:val="24"/>
+          <w:szCs w:val="24"/>
+        </w:rPr>
+      </w:pPr>
+      <w:r>
+        <w:rPr>
           <w:rFonts w:hint="eastAsia" w:ascii="宋体" w:hAnsi="宋体" w:eastAsia="宋体" w:cs="CMR10"/>
           <w:kern w:val="0"/>
           <w:sz w:val="24"/>
           <w:szCs w:val="24"/>
         </w:rPr>
-      </w:pPr>
+        <w:t>事实上</w:t>
+      </w:r>
       <w:r>
         <w:rPr>
           <w:rFonts w:hint="eastAsia" w:ascii="宋体" w:hAnsi="宋体" w:eastAsia="宋体" w:cs="CMR10"/>
           <w:kern w:val="0"/>
           <w:sz w:val="24"/>
           <w:szCs w:val="24"/>
-        </w:rPr>
-        <w:t>事实上参数</w:t>
+          <w:highlight w:val="yellow"/>
+        </w:rPr>
+        <w:t>参数</w:t>
       </w:r>
       <m:oMath>
         <m:r>
@@ -8071,6 +8109,7 @@
             <w:kern w:val="0"/>
             <w:sz w:val="24"/>
             <w:szCs w:val="24"/>
+            <w:highlight w:val="yellow"/>
           </w:rPr>
           <m:t>α</m:t>
         </m:r>
@@ -8265,6 +8304,34 @@
         <w:adjustRightInd w:val="0"/>
         <w:jc w:val="left"/>
         <w:rPr>
+          <w:rFonts w:ascii="宋体" w:hAnsi="宋体" w:eastAsia="宋体" w:cs="CMR10"/>
+          <w:kern w:val="0"/>
+          <w:sz w:val="24"/>
+          <w:szCs w:val="24"/>
+        </w:rPr>
+      </w:pPr>
+    </w:p>
+    <w:p>
+      <w:pPr>
+        <w:autoSpaceDE w:val="0"/>
+        <w:autoSpaceDN w:val="0"/>
+        <w:adjustRightInd w:val="0"/>
+        <w:jc w:val="left"/>
+        <w:rPr>
+          <w:rFonts w:hint="eastAsia" w:ascii="宋体" w:hAnsi="宋体" w:eastAsia="宋体" w:cs="CMR10"/>
+          <w:kern w:val="0"/>
+          <w:sz w:val="24"/>
+          <w:szCs w:val="24"/>
+        </w:rPr>
+      </w:pPr>
+    </w:p>
+    <w:p>
+      <w:pPr>
+        <w:autoSpaceDE w:val="0"/>
+        <w:autoSpaceDN w:val="0"/>
+        <w:adjustRightInd w:val="0"/>
+        <w:jc w:val="left"/>
+        <w:rPr>
           <w:rFonts w:hint="eastAsia" w:ascii="宋体" w:hAnsi="宋体" w:eastAsia="宋体" w:cs="CMR10"/>
           <w:kern w:val="0"/>
           <w:sz w:val="24"/>
@@ -8303,7 +8370,26 @@
           <w:sz w:val="24"/>
           <w:szCs w:val="24"/>
         </w:rPr>
-        <w:t>、共轭梯度类算法因其计算简单、内存需求低、全局收敛性强等优点,在大规模优化问题中得到了广泛的应用,同时适应于稀疏矩阵的求解.这类算法的迭代形式</w:t>
+        <w:t>、</w:t>
+      </w:r>
+      <w:r>
+        <w:rPr>
+          <w:rFonts w:hint="eastAsia" w:ascii="宋体" w:hAnsi="宋体" w:eastAsia="宋体" w:cs="CMR10"/>
+          <w:kern w:val="0"/>
+          <w:sz w:val="24"/>
+          <w:szCs w:val="24"/>
+          <w:highlight w:val="yellow"/>
+        </w:rPr>
+        <w:t>共轭梯度类算法</w:t>
+      </w:r>
+      <w:r>
+        <w:rPr>
+          <w:rFonts w:hint="eastAsia" w:ascii="宋体" w:hAnsi="宋体" w:eastAsia="宋体" w:cs="CMR10"/>
+          <w:kern w:val="0"/>
+          <w:sz w:val="24"/>
+          <w:szCs w:val="24"/>
+        </w:rPr>
+        <w:t>因其计算简单、内存需求低、全局收敛性强等优点,在大规模优化问题中得到了广泛的应用,同时适应于稀疏矩阵的求解.这类算法的迭代形式</w:t>
       </w:r>
       <m:oMath>
         <m:sSub>
@@ -8315,6 +8401,7 @@
                 <w:kern w:val="0"/>
                 <w:sz w:val="24"/>
                 <w:szCs w:val="24"/>
+                <w:highlight w:val="yellow"/>
               </w:rPr>
             </m:ctrlPr>
           </m:sSubPr>
@@ -8326,6 +8413,7 @@
                 <w:kern w:val="0"/>
                 <w:sz w:val="24"/>
                 <w:szCs w:val="24"/>
+                <w:highlight w:val="yellow"/>
               </w:rPr>
               <m:t>x</m:t>
             </m:r>
@@ -8336,6 +8424,7 @@
                 <w:kern w:val="0"/>
                 <w:sz w:val="24"/>
                 <w:szCs w:val="24"/>
+                <w:highlight w:val="yellow"/>
               </w:rPr>
             </m:ctrlPr>
           </m:e>
@@ -8347,6 +8436,7 @@
                 <w:kern w:val="0"/>
                 <w:sz w:val="24"/>
                 <w:szCs w:val="24"/>
+                <w:highlight w:val="yellow"/>
               </w:rPr>
               <m:t>k+1</m:t>
             </m:r>
@@ -8357,6 +8447,7 @@
                 <w:kern w:val="0"/>
                 <w:sz w:val="24"/>
                 <w:szCs w:val="24"/>
+                <w:highlight w:val="yellow"/>
               </w:rPr>
             </m:ctrlPr>
           </m:sub>
@@ -8368,6 +8459,7 @@
             <w:kern w:val="0"/>
             <w:sz w:val="24"/>
             <w:szCs w:val="24"/>
+            <w:highlight w:val="yellow"/>
           </w:rPr>
           <m:t>=</m:t>
         </m:r>
@@ -8380,6 +8472,7 @@
                 <w:kern w:val="0"/>
                 <w:sz w:val="24"/>
                 <w:szCs w:val="24"/>
+                <w:highlight w:val="yellow"/>
               </w:rPr>
             </m:ctrlPr>
           </m:sSubPr>
@@ -8391,6 +8484,7 @@
                 <w:kern w:val="0"/>
                 <w:sz w:val="24"/>
                 <w:szCs w:val="24"/>
+                <w:highlight w:val="yellow"/>
               </w:rPr>
               <m:t>x</m:t>
             </m:r>
@@ -8401,6 +8495,7 @@
                 <w:kern w:val="0"/>
                 <w:sz w:val="24"/>
                 <w:szCs w:val="24"/>
+                <w:highlight w:val="yellow"/>
               </w:rPr>
             </m:ctrlPr>
           </m:e>
@@ -8412,6 +8507,7 @@
                 <w:kern w:val="0"/>
                 <w:sz w:val="24"/>
                 <w:szCs w:val="24"/>
+                <w:highlight w:val="yellow"/>
               </w:rPr>
               <m:t>k</m:t>
             </m:r>
@@ -8422,6 +8518,7 @@
                 <w:kern w:val="0"/>
                 <w:sz w:val="24"/>
                 <w:szCs w:val="24"/>
+                <w:highlight w:val="yellow"/>
               </w:rPr>
             </m:ctrlPr>
           </m:sub>
@@ -8433,6 +8530,7 @@
             <w:kern w:val="0"/>
             <w:sz w:val="24"/>
             <w:szCs w:val="24"/>
+            <w:highlight w:val="yellow"/>
           </w:rPr>
           <m:t>+</m:t>
         </m:r>
@@ -8445,6 +8543,7 @@
                 <w:kern w:val="0"/>
                 <w:sz w:val="24"/>
                 <w:szCs w:val="24"/>
+                <w:highlight w:val="yellow"/>
               </w:rPr>
             </m:ctrlPr>
           </m:sSubPr>
@@ -8456,6 +8555,7 @@
                 <w:kern w:val="0"/>
                 <w:sz w:val="24"/>
                 <w:szCs w:val="24"/>
+                <w:highlight w:val="yellow"/>
               </w:rPr>
               <m:t>α</m:t>
             </m:r>
@@ -8466,6 +8566,7 @@
                 <w:kern w:val="0"/>
                 <w:sz w:val="24"/>
                 <w:szCs w:val="24"/>
+                <w:highlight w:val="yellow"/>
               </w:rPr>
             </m:ctrlPr>
           </m:e>
@@ -8477,6 +8578,7 @@
                 <w:kern w:val="0"/>
                 <w:sz w:val="24"/>
                 <w:szCs w:val="24"/>
+                <w:highlight w:val="yellow"/>
               </w:rPr>
               <m:t>k</m:t>
             </m:r>
@@ -8487,6 +8589,7 @@
                 <w:kern w:val="0"/>
                 <w:sz w:val="24"/>
                 <w:szCs w:val="24"/>
+                <w:highlight w:val="yellow"/>
               </w:rPr>
             </m:ctrlPr>
           </m:sub>
@@ -8500,6 +8603,7 @@
                 <w:kern w:val="0"/>
                 <w:sz w:val="24"/>
                 <w:szCs w:val="24"/>
+                <w:highlight w:val="yellow"/>
               </w:rPr>
             </m:ctrlPr>
           </m:sSubPr>
@@ -8511,6 +8615,7 @@
                 <w:kern w:val="0"/>
                 <w:sz w:val="24"/>
                 <w:szCs w:val="24"/>
+                <w:highlight w:val="yellow"/>
               </w:rPr>
               <m:t>d</m:t>
             </m:r>
@@ -8521,6 +8626,7 @@
                 <w:kern w:val="0"/>
                 <w:sz w:val="24"/>
                 <w:szCs w:val="24"/>
+                <w:highlight w:val="yellow"/>
               </w:rPr>
             </m:ctrlPr>
           </m:e>
@@ -8532,6 +8638,7 @@
                 <w:kern w:val="0"/>
                 <w:sz w:val="24"/>
                 <w:szCs w:val="24"/>
+                <w:highlight w:val="yellow"/>
               </w:rPr>
               <m:t>k</m:t>
             </m:r>
@@ -8542,6 +8649,7 @@
                 <w:kern w:val="0"/>
                 <w:sz w:val="24"/>
                 <w:szCs w:val="24"/>
+                <w:highlight w:val="yellow"/>
               </w:rPr>
             </m:ctrlPr>
           </m:sub>
@@ -8553,6 +8661,7 @@
           <w:kern w:val="0"/>
           <w:sz w:val="24"/>
           <w:szCs w:val="24"/>
+          <w:highlight w:val="yellow"/>
         </w:rPr>
         <w:t>,其中</w:t>
       </w:r>
@@ -8566,6 +8675,7 @@
                 <w:kern w:val="0"/>
                 <w:sz w:val="24"/>
                 <w:szCs w:val="24"/>
+                <w:highlight w:val="yellow"/>
               </w:rPr>
             </m:ctrlPr>
           </m:sSubPr>
@@ -8577,6 +8687,7 @@
                 <w:kern w:val="0"/>
                 <w:sz w:val="24"/>
                 <w:szCs w:val="24"/>
+                <w:highlight w:val="yellow"/>
               </w:rPr>
               <m:t>α</m:t>
             </m:r>
@@ -8586,6 +8697,7 @@
                 <w:kern w:val="0"/>
                 <w:sz w:val="24"/>
                 <w:szCs w:val="24"/>
+                <w:highlight w:val="yellow"/>
               </w:rPr>
             </m:ctrlPr>
           </m:e>
@@ -8597,6 +8709,7 @@
                 <w:kern w:val="0"/>
                 <w:sz w:val="24"/>
                 <w:szCs w:val="24"/>
+                <w:highlight w:val="yellow"/>
               </w:rPr>
               <m:t>k</m:t>
             </m:r>
@@ -8607,6 +8720,7 @@
                 <w:kern w:val="0"/>
                 <w:sz w:val="24"/>
                 <w:szCs w:val="24"/>
+                <w:highlight w:val="yellow"/>
               </w:rPr>
             </m:ctrlPr>
           </m:sub>
@@ -8618,6 +8732,7 @@
           <w:kern w:val="0"/>
           <w:sz w:val="24"/>
           <w:szCs w:val="24"/>
+          <w:highlight w:val="yellow"/>
         </w:rPr>
         <w:t>为搜索步长,</w:t>
       </w:r>
@@ -8631,6 +8746,7 @@
                 <w:kern w:val="0"/>
                 <w:sz w:val="24"/>
                 <w:szCs w:val="24"/>
+                <w:highlight w:val="yellow"/>
               </w:rPr>
             </m:ctrlPr>
           </m:sSubPr>
@@ -8642,6 +8758,7 @@
                 <w:kern w:val="0"/>
                 <w:sz w:val="24"/>
                 <w:szCs w:val="24"/>
+                <w:highlight w:val="yellow"/>
               </w:rPr>
               <m:t>d</m:t>
             </m:r>
@@ -8652,6 +8769,7 @@
                 <w:kern w:val="0"/>
                 <w:sz w:val="24"/>
                 <w:szCs w:val="24"/>
+                <w:highlight w:val="yellow"/>
               </w:rPr>
             </m:ctrlPr>
           </m:e>
@@ -8663,6 +8781,7 @@
                 <w:kern w:val="0"/>
                 <w:sz w:val="24"/>
                 <w:szCs w:val="24"/>
+                <w:highlight w:val="yellow"/>
               </w:rPr>
               <m:t>k</m:t>
             </m:r>
@@ -8673,6 +8792,7 @@
                 <w:kern w:val="0"/>
                 <w:sz w:val="24"/>
                 <w:szCs w:val="24"/>
+                <w:highlight w:val="yellow"/>
               </w:rPr>
             </m:ctrlPr>
           </m:sub>
@@ -8684,11 +8804,10 @@
           <w:kern w:val="0"/>
           <w:sz w:val="24"/>
           <w:szCs w:val="24"/>
-        </w:rPr>
-        <w:t>为相应</w:t>
-      </w:r>
-      <w:bookmarkStart w:id="2" w:name="_GoBack"/>
-      <w:bookmarkEnd w:id="2"/>
+          <w:highlight w:val="yellow"/>
+        </w:rPr>
+        <w:t>为相应的搜索方向</w:t>
+      </w:r>
       <w:r>
         <w:rPr>
           <w:rFonts w:hint="eastAsia" w:ascii="宋体" w:hAnsi="宋体" w:eastAsia="宋体" w:cs="CMR10"/>
@@ -8696,7 +8815,7 @@
           <w:sz w:val="24"/>
           <w:szCs w:val="24"/>
         </w:rPr>
-        <w:t>的搜索方向.传统的两项式共轭梯度算法的搜索方向的更新形式如下</w:t>
+        <w:t>.传统的两项式共轭梯度算法的搜索方向的更新形式如下</w:t>
       </w:r>
     </w:p>
     <w:p>
@@ -11100,7 +11219,7 @@
     <w:lsdException w:uiPriority="99" w:name="Balloon Text"/>
     <w:lsdException w:unhideWhenUsed="0" w:uiPriority="39" w:semiHidden="0" w:name="Table Grid"/>
     <w:lsdException w:uiPriority="99" w:name="Table Theme"/>
-    <w:lsdException w:unhideWhenUsed="0" w:uiPriority="99" w:name="Placeholder Text"/>
+    <w:lsdException w:qFormat="1" w:unhideWhenUsed="0" w:uiPriority="99" w:name="Placeholder Text"/>
     <w:lsdException w:unhideWhenUsed="0" w:uiPriority="60" w:semiHidden="0" w:name="Light Shading"/>
     <w:lsdException w:unhideWhenUsed="0" w:uiPriority="61" w:semiHidden="0" w:name="Light List"/>
     <w:lsdException w:unhideWhenUsed="0" w:uiPriority="62" w:semiHidden="0" w:name="Light Grid"/>
@@ -11346,6 +11465,7 @@
     <w:name w:val="Placeholder Text"/>
     <w:basedOn w:val="5"/>
     <w:semiHidden/>
+    <w:qFormat/>
     <w:uiPriority w:val="99"/>
     <w:rPr>
       <w:color w:val="808080"/>
